--- a/docs/QUY_UOC_LAM_VIEC.docx
+++ b/docs/QUY_UOC_LAM_VIEC.docx
@@ -20,7 +20,7 @@
         <w:spacing w:after="100"/>
       </w:pPr>
       <w:r>
-        <w:t>**Dự án:** Triển khai và Đánh giá So sánh Hệ thống MLOps Đa Nền tảng (Arch Linux vs. Ubuntu Server)</w:t>
+        <w:t>**Đề tài:** Configure and Deploy MLOps (Machine Learning Ops) Services on Arch Linux &amp; Ubuntu</w:t>
       </w:r>
     </w:p>
     <w:p>
@@ -44,7 +44,7 @@
         <w:spacing w:after="100"/>
       </w:pPr>
       <w:r>
-        <w:t>**Tech Stack:** Bash (IaC), Docker / Rootless Docker, Docker Compose, MLflow, PostgreSQL (Metadata Store), MinIO (Artifact Store), FastAPI (Model Serving), Prometheus + Grafana (Monitoring), nftables (Arch), UFW (Ubuntu).</w:t>
+        <w:t>**Tech Stack:** Bash (IaC), Docker / Rootless Docker, Docker Compose, MLflow, PostgreSQL (Metadata Store), MinIO (S3 Object Storage), FastAPI (Inference Microservice), Prometheus + Grafana (Monitoring &amp; Telemetry), nftables (Arch Linux), UFW (Ubuntu Server).</w:t>
       </w:r>
     </w:p>
     <w:p>
@@ -87,7 +87,7 @@
         <w:spacing w:after="60"/>
       </w:pPr>
       <w:r>
-        <w:t>• **Trọng tâm:** Triển khai độc lập 100% Node Arch Linux, bảo mật hệ thống sâu (The Arch Way), Rootless Docker và MLOps Stack.</w:t>
+        <w:t>• **Trọng tâm:** Triển khai độc lập 100% Node Arch Linux, bảo mật hệ thống chuyên sâu (The Arch Way), Rootless Docker và MLOps Stack.</w:t>
       </w:r>
     </w:p>
     <w:p>
@@ -104,34 +104,34 @@
         <w:spacing w:after="100"/>
       </w:pPr>
       <w:r>
-        <w:t>1. **OS Hardening &amp; Security (Arch Base):**</w:t>
-      </w:r>
-    </w:p>
-    <w:p>
-      <w:pPr>
-        <w:ind w:left="360"/>
-        <w:spacing w:after="60"/>
-      </w:pPr>
-      <w:r>
-        <w:t>• Thiết lập user độc lập `mlops` (tách biệt tài khoản cá nhân).</w:t>
-      </w:r>
-    </w:p>
-    <w:p>
-      <w:pPr>
-        <w:ind w:left="360"/>
-        <w:spacing w:after="60"/>
-      </w:pPr>
-      <w:r>
-        <w:t>• Hardening SSH Daemon: Port `2222`, cấm `root` login, giới hạn số lần xác thực.</w:t>
-      </w:r>
-    </w:p>
-    <w:p>
-      <w:pPr>
-        <w:ind w:left="360"/>
-        <w:spacing w:after="60"/>
-      </w:pPr>
-      <w:r>
-        <w:t>• Tường lửa **`nftables`** stateful: Tích hợp rate-limiting chống brute-force SSH (tối đa 4 kết nối/phút), drop invalid packets, mở các port public (`2222`, `8000`, `5000`, `3000`, `9001`).</w:t>
+        <w:t>1. **Hệ thống &amp; Bảo mật (Arch Base):**</w:t>
+      </w:r>
+    </w:p>
+    <w:p>
+      <w:pPr>
+        <w:ind w:left="360"/>
+        <w:spacing w:after="60"/>
+      </w:pPr>
+      <w:r>
+        <w:t>• Thiết lập user độc lập `mlops` (tách biệt hoàn toàn tài khoản cá nhân).</w:t>
+      </w:r>
+    </w:p>
+    <w:p>
+      <w:pPr>
+        <w:ind w:left="360"/>
+        <w:spacing w:after="60"/>
+      </w:pPr>
+      <w:r>
+        <w:t>• Hardening OpenSSH: Port `2222`, vô hiệu hóa đăng nhập `root`, giới hạn số lần xác thực (`MaxAuthTries 3`).</w:t>
+      </w:r>
+    </w:p>
+    <w:p>
+      <w:pPr>
+        <w:ind w:left="360"/>
+        <w:spacing w:after="60"/>
+      </w:pPr>
+      <w:r>
+        <w:t>• Tường lửa **`nftables`** stateful: Tích hợp rate-limiting chống brute-force SSH (tối đa 4 kết nối/phút), drop invalid packets, mở các port dịch vụ (`2222`, `8000`, `5000`, `3000`, `9001`).</w:t>
       </w:r>
     </w:p>
     <w:p>
@@ -175,7 +175,7 @@
         <w:spacing w:after="60"/>
       </w:pPr>
       <w:r>
-        <w:t>• Cấu hình cgroups v2 resource delegation cho unprivileged user.</w:t>
+        <w:t>• Cấu hình cgroups v2 resource delegation cho unprivileged user session.</w:t>
       </w:r>
     </w:p>
     <w:p>
@@ -201,24 +201,42 @@
         <w:spacing w:after="60"/>
       </w:pPr>
       <w:r>
-        <w:t>• Thiết kế `docker-compose.yml` phân tách 2 mạng: `mlops-backend` (cô lập Postgres 5432, MinIO API 9000) và `mlops-frontend`.</w:t>
-      </w:r>
-    </w:p>
-    <w:p>
-      <w:pPr>
-        <w:ind w:left="360"/>
-        <w:spacing w:after="60"/>
-      </w:pPr>
-      <w:r>
-        <w:t>• FastAPI Model Serving: Multi-stage build, non-root user (`USER 10001`), endpoint `/v1/predict`, `/v1/models/reload`, xuất metrics `/metrics`.</w:t>
-      </w:r>
-    </w:p>
-    <w:p>
-      <w:pPr>
-        <w:spacing w:after="100"/>
-      </w:pPr>
-      <w:r>
-        <w:t>4. **Systemd Lifecycle:**</w:t>
+        <w:t>• Thiết kế `docker-compose.yml` phân tách 2 mạng Docker:</w:t>
+      </w:r>
+    </w:p>
+    <w:p>
+      <w:pPr>
+        <w:ind w:left="360"/>
+        <w:spacing w:after="60"/>
+      </w:pPr>
+      <w:r>
+        <w:t>• `mlops-backend` (internal: true): Cô lập PostgreSQL (port 5432) và MinIO S3 API (port 9000), tuyệt đối không mở ra host IP.</w:t>
+      </w:r>
+    </w:p>
+    <w:p>
+      <w:pPr>
+        <w:ind w:left="360"/>
+        <w:spacing w:after="60"/>
+      </w:pPr>
+      <w:r>
+        <w:t>• `mlops-frontend`: Mở các cổng dịch vụ công khai ra host (MLflow 5000, FastAPI 8000, Grafana 3000, MinIO Console 9001).</w:t>
+      </w:r>
+    </w:p>
+    <w:p>
+      <w:pPr>
+        <w:ind w:left="360"/>
+        <w:spacing w:after="60"/>
+      </w:pPr>
+      <w:r>
+        <w:t>• FastAPI Inference Microservice: Đóng gói Dockerfile Multi-stage build chạy bằng user non-root (`USER 10001`), tích hợp Prometheus metrics `/metrics`.</w:t>
+      </w:r>
+    </w:p>
+    <w:p>
+      <w:pPr>
+        <w:spacing w:after="100"/>
+      </w:pPr>
+      <w:r>
+        <w:t>4. **Systemd Lifecycle &amp; Verification:**</w:t>
       </w:r>
     </w:p>
     <w:p>
@@ -228,6 +246,15 @@
       </w:pPr>
       <w:r>
         <w:t>• Viết User Systemd Service (`mlops-stack.service`) tự động khởi động stack khi boot.</w:t>
+      </w:r>
+    </w:p>
+    <w:p>
+      <w:pPr>
+        <w:ind w:left="360"/>
+        <w:spacing w:after="60"/>
+      </w:pPr>
+      <w:r>
+        <w:t>• Viết script kiểm tra tự động (`04_verify_system.sh`) đánh giá tính toàn vẹn hệ thống và bảo mật cổng.</w:t>
       </w:r>
     </w:p>
     <w:p>
@@ -274,7 +301,7 @@
         <w:spacing w:after="100"/>
       </w:pPr>
       <w:r>
-        <w:t>1. **OS Hardening &amp; Security (Ubuntu Base):**</w:t>
+        <w:t>1. **Hệ thống &amp; Bảo mật (Ubuntu Base):**</w:t>
       </w:r>
     </w:p>
     <w:p>
@@ -292,7 +319,7 @@
         <w:spacing w:after="60"/>
       </w:pPr>
       <w:r>
-        <w:t>• Hardening SSH Daemon: Đổi port `2222`, cấm đăng nhập `root`.</w:t>
+        <w:t>• Hardening SSH Daemon: Đổi port `2222`, cấm đăng nhập tài khoản `root`.</w:t>
       </w:r>
     </w:p>
     <w:p>
@@ -353,7 +380,7 @@
         <w:spacing w:after="100"/>
       </w:pPr>
       <w:r>
-        <w:t>3. **Chạy &amp; Kiểm thử Stack trên Ubuntu:**</w:t>
+        <w:t>3. **Triển khai &amp; Kiểm thử Stack trên Ubuntu:**</w:t>
       </w:r>
     </w:p>
     <w:p>
@@ -392,16 +419,16 @@
           <w:sz w:val="24"/>
           <w:color w:val="0969DA"/>
         </w:rPr>
-        <w:t>🧑‍💻 Thành viên 3: Node Ubuntu — Observability, ML Pipeline &amp; Benchmarking</w:t>
-      </w:r>
-    </w:p>
-    <w:p>
-      <w:pPr>
-        <w:ind w:left="360"/>
-        <w:spacing w:after="60"/>
-      </w:pPr>
-      <w:r>
-        <w:t>• **Trọng tâm:** Giám sát hệ thống (Prometheus + Grafana), tự động hóa huấn luyện ML Pipeline và thực hiện kịch bản đo lường Benchmark so sánh giữa 2 hệ điều hành.</w:t>
+        <w:t>🧑‍💻 Thành viên 3: Node Ubuntu — Giám sát &amp; Đo lường So sánh (Observability &amp; Benchmarking)</w:t>
+      </w:r>
+    </w:p>
+    <w:p>
+      <w:pPr>
+        <w:ind w:left="360"/>
+        <w:spacing w:after="60"/>
+      </w:pPr>
+      <w:r>
+        <w:t>• **Trọng tâm:** Giám sát hệ thống (Prometheus + Grafana), cấu hình kết nối MLOps services và thực hiện kịch bản đo lường Benchmark so sánh giữa 2 hệ điều hành Linux.</w:t>
       </w:r>
     </w:p>
     <w:p>
@@ -418,104 +445,95 @@
         <w:spacing w:after="100"/>
       </w:pPr>
       <w:r>
-        <w:t>1. **Hệ thống Giám sát (Observability):**</w:t>
-      </w:r>
-    </w:p>
-    <w:p>
-      <w:pPr>
-        <w:ind w:left="360"/>
-        <w:spacing w:after="60"/>
-      </w:pPr>
-      <w:r>
-        <w:t>• Cấu hình Prometheus (`prometheus.yml`): Cào metrics từ FastAPI và Node Exporter.</w:t>
-      </w:r>
-    </w:p>
-    <w:p>
-      <w:pPr>
-        <w:ind w:left="360"/>
-        <w:spacing w:after="60"/>
-      </w:pPr>
-      <w:r>
-        <w:t>• Thiết lập cảnh báo Prometheus Alert Rules (cảnh báo khi API độ trễ cao hoặc service down).</w:t>
-      </w:r>
-    </w:p>
-    <w:p>
-      <w:pPr>
-        <w:ind w:left="360"/>
-        <w:spacing w:after="60"/>
-      </w:pPr>
-      <w:r>
-        <w:t>• Provisioning Grafana Dashboard: Tự động nạp DataSource và thiết kế Dashboard theo dõi tài nguyên (CPU, RAM, Disk I/O) và hiệu năng API (RPS, Latency p95/p99).</w:t>
-      </w:r>
-    </w:p>
-    <w:p>
-      <w:pPr>
-        <w:spacing w:after="100"/>
-      </w:pPr>
-      <w:r>
-        <w:t>2. **ML Pipeline Automation:**</w:t>
-      </w:r>
-    </w:p>
-    <w:p>
-      <w:pPr>
-        <w:ind w:left="360"/>
-        <w:spacing w:after="60"/>
-      </w:pPr>
-      <w:r>
-        <w:t>• Viết kịch bản tự động hóa (`train_and_register.py`): Fetch dữ liệu, train model Scikit-learn.</w:t>
-      </w:r>
-    </w:p>
-    <w:p>
-      <w:pPr>
-        <w:ind w:left="360"/>
-        <w:spacing w:after="60"/>
-      </w:pPr>
-      <w:r>
-        <w:t>• Ghi log siêu tham số, accuracy vào PostgreSQL thông qua MLflow Tracking Server.</w:t>
-      </w:r>
-    </w:p>
-    <w:p>
-      <w:pPr>
-        <w:ind w:left="360"/>
-        <w:spacing w:after="60"/>
-      </w:pPr>
-      <w:r>
-        <w:t>• Tự động upload artifact model `.pkl` lên MinIO S3 bucket và gắn nhãn Model Registry là `Production`.</w:t>
-      </w:r>
-    </w:p>
-    <w:p>
-      <w:pPr>
-        <w:spacing w:after="100"/>
-      </w:pPr>
-      <w:r>
-        <w:t>3. **Benchmarking &amp; Báo cáo so sánh đối kháng:**</w:t>
-      </w:r>
-    </w:p>
-    <w:p>
-      <w:pPr>
-        <w:ind w:left="360"/>
-        <w:spacing w:after="60"/>
-      </w:pPr>
-      <w:r>
-        <w:t>• Viết script load test tự động (`benchmark.sh`): Đo RPS và Latency của FastAPI khi chịu tải trên Arch Linux (Rootless Docker) so với Ubuntu Server (Root Docker).</w:t>
-      </w:r>
-    </w:p>
-    <w:p>
-      <w:pPr>
-        <w:ind w:left="360"/>
-        <w:spacing w:after="60"/>
-      </w:pPr>
-      <w:r>
-        <w:t>• Đo lường tiêu thụ RAM tĩnh (idle sau khi boot) và RAM động (khi full stack hoạt động).</w:t>
-      </w:r>
-    </w:p>
-    <w:p>
-      <w:pPr>
-        <w:ind w:left="360"/>
-        <w:spacing w:after="60"/>
-      </w:pPr>
-      <w:r>
-        <w:t>• Tổng hợp bảng số liệu so sánh, vẽ biểu đồ đối sánh đưa vào slide thuyết trình và báo cáo đồ án.</w:t>
+        <w:t>1. **Hệ thống Giám sát Hệ điều hành &amp; Ứng dụng (Observability):**</w:t>
+      </w:r>
+    </w:p>
+    <w:p>
+      <w:pPr>
+        <w:ind w:left="360"/>
+        <w:spacing w:after="60"/>
+      </w:pPr>
+      <w:r>
+        <w:t>• Cấu hình Prometheus (`prometheus.yml`): Cào metrics tài nguyên phần cứng từ Node Exporter và ứng dụng từ FastAPI.</w:t>
+      </w:r>
+    </w:p>
+    <w:p>
+      <w:pPr>
+        <w:ind w:left="360"/>
+        <w:spacing w:after="60"/>
+      </w:pPr>
+      <w:r>
+        <w:t>• Cấu hình cảnh báo Prometheus Alert Rules khi quá tải tài nguyên hoặc dịch vụ dừng.</w:t>
+      </w:r>
+    </w:p>
+    <w:p>
+      <w:pPr>
+        <w:ind w:left="360"/>
+        <w:spacing w:after="60"/>
+      </w:pPr>
+      <w:r>
+        <w:t>• Provisioning Grafana Dashboard: Tự động nạp DataSource và thiết kế Dashboard theo dõi tài nguyên phần cứng (CPU, RAM, Disk I/O) cùng lưu lượng API (RPS, Latency p95/p99).</w:t>
+      </w:r>
+    </w:p>
+    <w:p>
+      <w:pPr>
+        <w:spacing w:after="100"/>
+      </w:pPr>
+      <w:r>
+        <w:t>2. **Tích hợp &amp; Khởi tạo MLOps Services:**</w:t>
+      </w:r>
+    </w:p>
+    <w:p>
+      <w:pPr>
+        <w:ind w:left="360"/>
+        <w:spacing w:after="60"/>
+      </w:pPr>
+      <w:r>
+        <w:t>• Cấu hình kết nối giữa MLflow Server với PostgreSQL Backend Store và MinIO Artifact Store.</w:t>
+      </w:r>
+    </w:p>
+    <w:p>
+      <w:pPr>
+        <w:ind w:left="360"/>
+        <w:spacing w:after="60"/>
+      </w:pPr>
+      <w:r>
+        <w:t>• Tự động khởi tạo S3 Bucket (`mlflow-artifacts`) bằng `mc` (MinIO Client).</w:t>
+      </w:r>
+    </w:p>
+    <w:p>
+      <w:pPr>
+        <w:spacing w:after="100"/>
+      </w:pPr>
+      <w:r>
+        <w:t>3. **Benchmarking &amp; Báo cáo So sánh Linux:**</w:t>
+      </w:r>
+    </w:p>
+    <w:p>
+      <w:pPr>
+        <w:ind w:left="360"/>
+        <w:spacing w:after="60"/>
+      </w:pPr>
+      <w:r>
+        <w:t>• Viết và thực thi kịch bản load test tự động (`benchmark.sh`): Đo thông lượng (RPS) và độ trễ (Latency) của FastAPI khi chịu tải trên Arch Linux (Rootless Docker) so với Ubuntu Server (Root Docker).</w:t>
+      </w:r>
+    </w:p>
+    <w:p>
+      <w:pPr>
+        <w:ind w:left="360"/>
+        <w:spacing w:after="60"/>
+      </w:pPr>
+      <w:r>
+        <w:t>• Đo lường tiêu thụ RAM tĩnh (idle sau khi boot hệ điều hành) và RAM động (khi toàn bộ stack hoạt động).</w:t>
+      </w:r>
+    </w:p>
+    <w:p>
+      <w:pPr>
+        <w:ind w:left="360"/>
+        <w:spacing w:after="60"/>
+      </w:pPr>
+      <w:r>
+        <w:t>• Tổng hợp bảng số liệu so sánh giữa Rolling Release vs. LTS, Rootless vs. Rootful containerization vào báo cáo đồ án.</w:t>
       </w:r>
     </w:p>
     <w:p>
@@ -594,7 +612,7 @@
         <w:spacing w:after="60"/>
       </w:pPr>
       <w:r>
-        <w:t>• `feat/ubuntu-mlops-*`: Tính năng monitoring, pipeline, benchmark trên Ubuntu (Thành viên 3).</w:t>
+        <w:t>• `feat/ubuntu-monitor-*`: Tính năng monitoring, prometheus, grafana, benchmark trên Ubuntu (Thành viên 3).</w:t>
       </w:r>
     </w:p>
     <w:p>
@@ -652,7 +670,7 @@
         <w:spacing w:after="60"/>
       </w:pPr>
       <w:r>
-        <w:t>• `feat(ubuntu-mlops)`: Script pipeline, prometheus, grafana, benchmark.</w:t>
+        <w:t>• `feat(ubuntu-monitor)`: Script prometheus, grafana dashboards, benchmark.</w:t>
       </w:r>
     </w:p>
     <w:p>
@@ -710,23 +728,23 @@
         <w:spacing w:after="100"/>
       </w:pPr>
       <w:r>
-        <w:t>feat(ubuntu-mlops): add train_and_register script with mlflow s3 integration</w:t>
-      </w:r>
-    </w:p>
-    <w:p>
-      <w:pPr>
-        <w:spacing w:after="100"/>
-      </w:pPr>
-      <w:r>
-        <w:t>feat(ubuntu-mlops): add latency and rps benchmark script</w:t>
-      </w:r>
-    </w:p>
-    <w:p>
-      <w:pPr>
-        <w:spacing w:after="100"/>
-      </w:pPr>
-      <w:r>
-        <w:t>docs(report): update comparison table and system architecture diagram</w:t>
+        <w:t>feat(ubuntu-monitor): add prometheus scrape config and grafana dashboards</w:t>
+      </w:r>
+    </w:p>
+    <w:p>
+      <w:pPr>
+        <w:spacing w:after="100"/>
+      </w:pPr>
+      <w:r>
+        <w:t>feat(benchmark): add rps and latency load test script</w:t>
+      </w:r>
+    </w:p>
+    <w:p>
+      <w:pPr>
+        <w:spacing w:after="100"/>
+      </w:pPr>
+      <w:r>
+        <w:t>docs(report): update comparison table between arch and ubuntu</w:t>
       </w:r>
     </w:p>
     <w:p>
@@ -1053,7 +1071,7 @@
         <w:spacing w:after="100"/>
       </w:pPr>
       <w:r>
-        <w:t># MinIO (Artifact S3 Object Store cho MLflow)</w:t>
+        <w:t># MinIO (S3 Object Storage cho MLflow Artifacts)</w:t>
       </w:r>
     </w:p>
     <w:p>
@@ -1117,7 +1135,7 @@
         <w:spacing w:after="100"/>
       </w:pPr>
       <w:r>
-        <w:t># FastAPI Serving</w:t>
+        <w:t># FastAPI Serving Microservice</w:t>
       </w:r>
     </w:p>
     <w:p>
@@ -1133,15 +1151,7 @@
         <w:spacing w:after="100"/>
       </w:pPr>
       <w:r>
-        <w:t>MODEL_NAME=ProductionModel</w:t>
-      </w:r>
-    </w:p>
-    <w:p>
-      <w:pPr>
-        <w:spacing w:after="100"/>
-      </w:pPr>
-      <w:r>
-        <w:t># Telemetry</w:t>
+        <w:t># Telemetry &amp; Monitoring</w:t>
       </w:r>
     </w:p>
     <w:p>
